--- a/Fawrii docs/FAWRII WEBSITE FOOTER BRIEF.docx
+++ b/Fawrii docs/FAWRII WEBSITE FOOTER BRIEF.docx
@@ -7697,4 +7697,10 @@
     </a:ext>
   </a:extLst>
 </a:theme>
+</file>
+
+<file path=docMetadata/LabelInfo.xml><?xml version="1.0" encoding="utf-8"?>
+<clbl:labelList xmlns:clbl="http://schemas.microsoft.com/office/2020/mipLabelMetadata">
+  <clbl:label id="{9e2f9943-746a-4451-a8ff-469b397c481c}" enabled="1" method="Privileged" siteId="{46c9827f-ab05-45a8-b96f-476ecc729df9}" removed="0"/>
+</clbl:labelList>
 </file>